--- a/ShopSmart_Project_Report.docx
+++ b/ShopSmart_Project_Report.docx
@@ -7744,10 +7744,10 @@
             </w:pPr>
             <w:r>
               <w:drawing>
-                <wp:inline distT="0" distB="0" distL="0" distR="0" wp14:anchorId="784BF21E" wp14:editId="149467AE">
+                <wp:inline distT="0" distB="0" distL="0" distR="0" wp14:anchorId="33AC17D8" wp14:editId="6C1B800D">
                   <wp:extent cx="5943600" cy="3341370"/>
                   <wp:effectExtent l="0" t="0" r="0" b="0"/>
-                  <wp:docPr id="37630235" name="Picture 1"/>
+                  <wp:docPr id="304755340" name="Picture 1"/>
                   <wp:cNvGraphicFramePr>
                     <a:graphicFrameLocks xmlns:a="http://schemas.openxmlformats.org/drawingml/2006/main" noChangeAspect="1"/>
                   </wp:cNvGraphicFramePr>
@@ -7755,7 +7755,7 @@
                     <a:graphicData uri="http://schemas.openxmlformats.org/drawingml/2006/picture">
                       <pic:pic xmlns:pic="http://schemas.openxmlformats.org/drawingml/2006/picture">
                         <pic:nvPicPr>
-                          <pic:cNvPr id="37630235" name=""/>
+                          <pic:cNvPr id="304755340" name=""/>
                           <pic:cNvPicPr/>
                         </pic:nvPicPr>
                         <pic:blipFill>
@@ -7844,17 +7844,12 @@
               <w:jc w:val="center"/>
             </w:pPr>
             <w:r>
-              <w:rPr>
-                <w:b/>
-                <w:bCs/>
-                <w:color w:val="2563EB"/>
-              </w:rPr>
               <w:lastRenderedPageBreak/>
               <w:drawing>
-                <wp:inline distT="0" distB="0" distL="0" distR="0" wp14:anchorId="28A69C2A" wp14:editId="1AC1C808">
+                <wp:inline distT="0" distB="0" distL="0" distR="0" wp14:anchorId="455D35B8" wp14:editId="23E2AD89">
                   <wp:extent cx="5943600" cy="3341370"/>
                   <wp:effectExtent l="0" t="0" r="0" b="0"/>
-                  <wp:docPr id="2034071213" name="Picture 1"/>
+                  <wp:docPr id="825398902" name="Picture 1"/>
                   <wp:cNvGraphicFramePr>
                     <a:graphicFrameLocks xmlns:a="http://schemas.openxmlformats.org/drawingml/2006/main" noChangeAspect="1"/>
                   </wp:cNvGraphicFramePr>
@@ -7862,7 +7857,7 @@
                     <a:graphicData uri="http://schemas.openxmlformats.org/drawingml/2006/picture">
                       <pic:pic xmlns:pic="http://schemas.openxmlformats.org/drawingml/2006/picture">
                         <pic:nvPicPr>
-                          <pic:cNvPr id="2034071213" name=""/>
+                          <pic:cNvPr id="825398902" name=""/>
                           <pic:cNvPicPr/>
                         </pic:nvPicPr>
                         <pic:blipFill>
@@ -7951,16 +7946,11 @@
               <w:jc w:val="center"/>
             </w:pPr>
             <w:r>
-              <w:rPr>
-                <w:b/>
-                <w:bCs/>
-                <w:color w:val="2563EB"/>
-              </w:rPr>
               <w:drawing>
-                <wp:inline distT="0" distB="0" distL="0" distR="0" wp14:anchorId="4E35772A" wp14:editId="74295B39">
+                <wp:inline distT="0" distB="0" distL="0" distR="0" wp14:anchorId="1B0FB3F0" wp14:editId="4476AFB7">
                   <wp:extent cx="5943600" cy="3341370"/>
                   <wp:effectExtent l="0" t="0" r="0" b="0"/>
-                  <wp:docPr id="1059625161" name="Picture 1"/>
+                  <wp:docPr id="549087809" name="Picture 1"/>
                   <wp:cNvGraphicFramePr>
                     <a:graphicFrameLocks xmlns:a="http://schemas.openxmlformats.org/drawingml/2006/main" noChangeAspect="1"/>
                   </wp:cNvGraphicFramePr>
@@ -7968,7 +7958,7 @@
                     <a:graphicData uri="http://schemas.openxmlformats.org/drawingml/2006/picture">
                       <pic:pic xmlns:pic="http://schemas.openxmlformats.org/drawingml/2006/picture">
                         <pic:nvPicPr>
-                          <pic:cNvPr id="1059625161" name=""/>
+                          <pic:cNvPr id="549087809" name=""/>
                           <pic:cNvPicPr/>
                         </pic:nvPicPr>
                         <pic:blipFill>
